--- a/lessons/5-4/readiness/practice.docx
+++ b/lessons/5-4/readiness/practice.docx
@@ -14,7 +14,7 @@
           <w:sz w:val="36"/>
           <w:szCs w:val="36"/>
         </w:rPr>
-        <w:t xml:space="preserve">Get Ready: Area of Regular Polygons</w:t>
+        <w:t xml:space="preserve">Get Ready: Area of Composite Figures</w:t>
       </w:r>
     </w:p>
     <w:p>
@@ -29,7 +29,7 @@
           <w:sz w:val="20"/>
           <w:szCs w:val="20"/>
         </w:rPr>
-        <w:t xml:space="preserve">Readiness practice for Lesson 5-4  ·  Builds toward 6.G.1</w:t>
+        <w:t xml:space="preserve">Readiness practice for Lesson 5-5  ·  Builds toward 6.G.1</w:t>
       </w:r>
     </w:p>
     <w:p>
@@ -68,7 +68,7 @@
           <w:sz w:val="22"/>
           <w:szCs w:val="22"/>
         </w:rPr>
-        <w:t xml:space="preserve">A regular polygon can be split into equal triangles, so you find one triangle's area and multiply by how many triangles there are. That runs on triangle area (base × height ÷ 2), multiplication facts, and adding equal areas. Warm those up and a hexagon is just six triangles.</w:t>
+        <w:t xml:space="preserve">A composite figure is just simpler shapes stuck together. You find each piece's area and add them up. So the feeder skills are rectangle and triangle area plus adding areas. Warm those up and any L-shape or house-shape becomes a few easy pieces.</w:t>
       </w:r>
     </w:p>
     <w:p>
@@ -81,7 +81,7 @@
           <w:sz w:val="20"/>
           <w:szCs w:val="20"/>
         </w:rPr>
-        <w:t xml:space="preserve">Skills you'll warm up: Triangle area (base × height ÷ 2)  ·  Multiplication facts  ·  Adding equal areas  ·  Square units</w:t>
+        <w:t xml:space="preserve">Skills you'll warm up: Area of a rectangle (base × height)  ·  Triangle area (base × height ÷ 2)  ·  Adding areas  ·  Square units</w:t>
       </w:r>
     </w:p>
     <w:p>
@@ -124,7 +124,7 @@
           <w:sz w:val="20"/>
           <w:szCs w:val="20"/>
         </w:rPr>
-        <w:t xml:space="preserve">Find one triangle, then count copies.</w:t>
+        <w:t xml:space="preserve">Find each piece, then add.</w:t>
       </w:r>
     </w:p>
     <w:p>
@@ -136,7 +136,7 @@
           <w:sz w:val="22"/>
           <w:szCs w:val="22"/>
         </w:rPr>
-        <w:t xml:space="preserve">1.  A triangle has base 4 and height 2. Find base × height: 4 × 2 = ___?</w:t>
+        <w:t xml:space="preserve">1.  Rectangle one is 3 by 4. Area = 3 × 4 = ___?</w:t>
       </w:r>
     </w:p>
     <w:p>
@@ -159,7 +159,7 @@
           <w:sz w:val="22"/>
           <w:szCs w:val="22"/>
         </w:rPr>
-        <w:t xml:space="preserve">2.  Take half of 8 to get one triangle's area: ___?</w:t>
+        <w:t xml:space="preserve">2.  Rectangle two is 2 by 4. Area = 2 × 4 = ___?</w:t>
       </w:r>
     </w:p>
     <w:p>
@@ -182,7 +182,7 @@
           <w:sz w:val="22"/>
           <w:szCs w:val="22"/>
         </w:rPr>
-        <w:t xml:space="preserve">3.  There are 3 of those triangles. Total = 3 × 4 = ___?</w:t>
+        <w:t xml:space="preserve">3.  Add the two pieces: 12 + 8 = ___?</w:t>
       </w:r>
     </w:p>
     <w:p>
@@ -222,7 +222,7 @@
           <w:sz w:val="20"/>
           <w:szCs w:val="20"/>
         </w:rPr>
-        <w:t xml:space="preserve">Multiply one triangle by the number of triangles.</w:t>
+        <w:t xml:space="preserve">Add a rectangle and a triangle.</w:t>
       </w:r>
     </w:p>
     <w:p>
@@ -234,7 +234,7 @@
           <w:sz w:val="22"/>
           <w:szCs w:val="22"/>
         </w:rPr>
-        <w:t xml:space="preserve">1.  One triangle is 5 sq units. A pentagon has 5 of them. Total = 5 × 5 = ___?</w:t>
+        <w:t xml:space="preserve">1.  A rectangle is 5 by 4. Area = ___?</w:t>
       </w:r>
     </w:p>
     <w:p>
@@ -257,7 +257,30 @@
           <w:sz w:val="22"/>
           <w:szCs w:val="22"/>
         </w:rPr>
-        <w:t xml:space="preserve">2.  One triangle is 6 sq units. A hexagon has 6 of them. Total = 6 × 6 = ___?</w:t>
+        <w:t xml:space="preserve">2.  A triangle has base 4 and height 3. Area = base × height ÷ 2 = ___?</w:t>
+      </w:r>
+    </w:p>
+    <w:p>
+      <w:pPr>
+        <w:spacing w:after="80" w:before="0"/>
+      </w:pPr>
+      <w:r>
+        <w:rPr>
+          <w:color w:val="BBBBBB"/>
+        </w:rPr>
+        <w:t xml:space="preserve">____________________________________________________</w:t>
+      </w:r>
+    </w:p>
+    <w:p>
+      <w:pPr>
+        <w:spacing w:after="40" w:before="0"/>
+      </w:pPr>
+      <w:r>
+        <w:rPr>
+          <w:sz w:val="22"/>
+          <w:szCs w:val="22"/>
+        </w:rPr>
+        <w:t xml:space="preserve">3.  Add both pieces: 20 + 6 = ___?</w:t>
       </w:r>
     </w:p>
     <w:p>
@@ -297,7 +320,7 @@
           <w:sz w:val="20"/>
           <w:szCs w:val="20"/>
         </w:rPr>
-        <w:t xml:space="preserve">Stretch: build one triangle, then the whole polygon.</w:t>
+        <w:t xml:space="preserve">Stretch: three pieces added together.</w:t>
       </w:r>
     </w:p>
     <w:p>
@@ -309,7 +332,7 @@
           <w:sz w:val="22"/>
           <w:szCs w:val="22"/>
         </w:rPr>
-        <w:t xml:space="preserve">1.  A triangle has base 6 and height 4. Its area is base × height ÷ 2 = ___?</w:t>
+        <w:t xml:space="preserve">1.  Rectangle 6 by 5, plus rectangle 2 by 5. Find both, then add: ___?</w:t>
       </w:r>
     </w:p>
     <w:p>
@@ -332,7 +355,7 @@
           <w:sz w:val="22"/>
           <w:szCs w:val="22"/>
         </w:rPr>
-        <w:t xml:space="preserve">2.  A hexagon is made of 6 such triangles. Total = 6 × 12 = ___?</w:t>
+        <w:t xml:space="preserve">2.  A figure has a rectangle of area 24 and a triangle of area 9. Total area = ___?</w:t>
       </w:r>
     </w:p>
     <w:p>
@@ -370,7 +393,7 @@
           <w:sz w:val="22"/>
           <w:szCs w:val="22"/>
         </w:rPr>
-        <w:t xml:space="preserve">1.  A triangle has base 5 and height 4. Find base × height ÷ 2: ___?</w:t>
+        <w:t xml:space="preserve">1.  Two pieces have areas 18 and 7. What is the total area?</w:t>
       </w:r>
     </w:p>
     <w:p>
@@ -393,7 +416,7 @@
           <w:sz w:val="22"/>
           <w:szCs w:val="22"/>
         </w:rPr>
-        <w:t xml:space="preserve">2.  Five equal triangles each have area 10. What is the total area?</w:t>
+        <w:t xml:space="preserve">2.  A rectangle of area 30 and a triangle of area 5 are joined. Total area = ___?</w:t>
       </w:r>
     </w:p>
     <w:p>
@@ -419,7 +442,7 @@
           <w:sz w:val="20"/>
           <w:szCs w:val="20"/>
         </w:rPr>
-        <w:t xml:space="preserve">When you've finished, open Lesson 5-4 and dive in!</w:t>
+        <w:t xml:space="preserve">When you've finished, open Lesson 5-5 and dive in!</w:t>
       </w:r>
     </w:p>
     <w:p>
@@ -466,7 +489,7 @@
           <w:sz w:val="20"/>
           <w:szCs w:val="20"/>
         </w:rPr>
-        <w:t xml:space="preserve">1. 8</w:t>
+        <w:t xml:space="preserve">1. 12</w:t>
       </w:r>
     </w:p>
     <w:p>
@@ -478,7 +501,7 @@
           <w:sz w:val="20"/>
           <w:szCs w:val="20"/>
         </w:rPr>
-        <w:t xml:space="preserve">2. 4</w:t>
+        <w:t xml:space="preserve">2. 8</w:t>
       </w:r>
     </w:p>
     <w:p>
@@ -490,7 +513,7 @@
           <w:sz w:val="20"/>
           <w:szCs w:val="20"/>
         </w:rPr>
-        <w:t xml:space="preserve">3. 12</w:t>
+        <w:t xml:space="preserve">3. 20</w:t>
       </w:r>
     </w:p>
     <w:p>
@@ -517,6 +540,96 @@
           <w:sz w:val="20"/>
           <w:szCs w:val="20"/>
         </w:rPr>
+        <w:t xml:space="preserve">1. 20</w:t>
+      </w:r>
+    </w:p>
+    <w:p>
+      <w:pPr>
+        <w:spacing w:after="30" w:before="0"/>
+      </w:pPr>
+      <w:r>
+        <w:rPr>
+          <w:sz w:val="20"/>
+          <w:szCs w:val="20"/>
+        </w:rPr>
+        <w:t xml:space="preserve">2. 6</w:t>
+      </w:r>
+    </w:p>
+    <w:p>
+      <w:pPr>
+        <w:spacing w:after="30" w:before="0"/>
+      </w:pPr>
+      <w:r>
+        <w:rPr>
+          <w:sz w:val="20"/>
+          <w:szCs w:val="20"/>
+        </w:rPr>
+        <w:t xml:space="preserve">3. 26</w:t>
+      </w:r>
+    </w:p>
+    <w:p>
+      <w:pPr>
+        <w:spacing w:after="40" w:before="100"/>
+      </w:pPr>
+      <w:r>
+        <w:rPr>
+          <w:b/>
+          <w:bCs/>
+          <w:color w:val="1A6FB5"/>
+          <w:sz w:val="22"/>
+          <w:szCs w:val="22"/>
+        </w:rPr>
+        <w:t xml:space="preserve">Level 2 · Stretch</w:t>
+      </w:r>
+    </w:p>
+    <w:p>
+      <w:pPr>
+        <w:spacing w:after="30" w:before="0"/>
+      </w:pPr>
+      <w:r>
+        <w:rPr>
+          <w:sz w:val="20"/>
+          <w:szCs w:val="20"/>
+        </w:rPr>
+        <w:t xml:space="preserve">1. 40</w:t>
+      </w:r>
+    </w:p>
+    <w:p>
+      <w:pPr>
+        <w:spacing w:after="30" w:before="0"/>
+      </w:pPr>
+      <w:r>
+        <w:rPr>
+          <w:sz w:val="20"/>
+          <w:szCs w:val="20"/>
+        </w:rPr>
+        <w:t xml:space="preserve">2. 33</w:t>
+      </w:r>
+    </w:p>
+    <w:p>
+      <w:pPr>
+        <w:spacing w:after="40" w:before="100"/>
+      </w:pPr>
+      <w:r>
+        <w:rPr>
+          <w:b/>
+          <w:bCs/>
+          <w:color w:val="C45A3C"/>
+          <w:sz w:val="22"/>
+          <w:szCs w:val="22"/>
+        </w:rPr>
+        <w:t xml:space="preserve">Exit Ticket</w:t>
+      </w:r>
+    </w:p>
+    <w:p>
+      <w:pPr>
+        <w:spacing w:after="30" w:before="0"/>
+      </w:pPr>
+      <w:r>
+        <w:rPr>
+          <w:sz w:val="20"/>
+          <w:szCs w:val="20"/>
+        </w:rPr>
         <w:t xml:space="preserve">1. 25</w:t>
       </w:r>
     </w:p>
@@ -529,85 +642,7 @@
           <w:sz w:val="20"/>
           <w:szCs w:val="20"/>
         </w:rPr>
-        <w:t xml:space="preserve">2. 36</w:t>
-      </w:r>
-    </w:p>
-    <w:p>
-      <w:pPr>
-        <w:spacing w:after="40" w:before="100"/>
-      </w:pPr>
-      <w:r>
-        <w:rPr>
-          <w:b/>
-          <w:bCs/>
-          <w:color w:val="1A6FB5"/>
-          <w:sz w:val="22"/>
-          <w:szCs w:val="22"/>
-        </w:rPr>
-        <w:t xml:space="preserve">Level 2 · Stretch</w:t>
-      </w:r>
-    </w:p>
-    <w:p>
-      <w:pPr>
-        <w:spacing w:after="30" w:before="0"/>
-      </w:pPr>
-      <w:r>
-        <w:rPr>
-          <w:sz w:val="20"/>
-          <w:szCs w:val="20"/>
-        </w:rPr>
-        <w:t xml:space="preserve">1. 12</w:t>
-      </w:r>
-    </w:p>
-    <w:p>
-      <w:pPr>
-        <w:spacing w:after="30" w:before="0"/>
-      </w:pPr>
-      <w:r>
-        <w:rPr>
-          <w:sz w:val="20"/>
-          <w:szCs w:val="20"/>
-        </w:rPr>
-        <w:t xml:space="preserve">2. 72</w:t>
-      </w:r>
-    </w:p>
-    <w:p>
-      <w:pPr>
-        <w:spacing w:after="40" w:before="100"/>
-      </w:pPr>
-      <w:r>
-        <w:rPr>
-          <w:b/>
-          <w:bCs/>
-          <w:color w:val="C45A3C"/>
-          <w:sz w:val="22"/>
-          <w:szCs w:val="22"/>
-        </w:rPr>
-        <w:t xml:space="preserve">Exit Ticket</w:t>
-      </w:r>
-    </w:p>
-    <w:p>
-      <w:pPr>
-        <w:spacing w:after="30" w:before="0"/>
-      </w:pPr>
-      <w:r>
-        <w:rPr>
-          <w:sz w:val="20"/>
-          <w:szCs w:val="20"/>
-        </w:rPr>
-        <w:t xml:space="preserve">1. 10</w:t>
-      </w:r>
-    </w:p>
-    <w:p>
-      <w:pPr>
-        <w:spacing w:after="30" w:before="0"/>
-      </w:pPr>
-      <w:r>
-        <w:rPr>
-          <w:sz w:val="20"/>
-          <w:szCs w:val="20"/>
-        </w:rPr>
-        <w:t xml:space="preserve">2. 50</w:t>
+        <w:t xml:space="preserve">2. 35</w:t>
       </w:r>
     </w:p>
     <w:sectPr>
